--- a/LabWorks_2026/Лабораторная работа №2.docx
+++ b/LabWorks_2026/Лабораторная работа №2.docx
@@ -147,45 +147,8 @@
       <w:pPr>
         <w:pStyle w:val="2"/>
       </w:pPr>
-      <w:proofErr w:type="spellStart"/>
-      <w:r>
-        <w:t>Тракимус</w:t>
-      </w:r>
-      <w:proofErr w:type="spellEnd"/>
-      <w:r>
-        <w:t xml:space="preserve">, Ю. В. Разработка консольных приложений с помощью Microsoft Visual Studio 2017: учебное пособие / Ю. В. </w:t>
-      </w:r>
-      <w:proofErr w:type="spellStart"/>
-      <w:r>
-        <w:t>Тракимус</w:t>
-      </w:r>
-      <w:proofErr w:type="spellEnd"/>
-      <w:r>
-        <w:t xml:space="preserve">. – </w:t>
-      </w:r>
-      <w:proofErr w:type="gramStart"/>
-      <w:r>
-        <w:t>Новосибирск :</w:t>
-      </w:r>
-      <w:proofErr w:type="gramEnd"/>
-      <w:r>
-        <w:t xml:space="preserve"> Новосибирский государственный технический университет, 2018. – URL: https://ibooks.ru/reading.php?productid=367816. – Режим доступа: для </w:t>
-      </w:r>
-      <w:proofErr w:type="spellStart"/>
-      <w:r>
-        <w:t>зарегистрир</w:t>
-      </w:r>
-      <w:proofErr w:type="spellEnd"/>
-      <w:r>
-        <w:t xml:space="preserve">. пользователей. – </w:t>
-      </w:r>
-      <w:proofErr w:type="gramStart"/>
-      <w:r>
-        <w:t>Текст :</w:t>
-      </w:r>
-      <w:proofErr w:type="gramEnd"/>
-      <w:r>
-        <w:t xml:space="preserve"> электронный. – с.4-37.</w:t>
+      <w:r>
+        <w:t>Тракимус, Ю. В. Разработка консольных приложений с помощью Microsoft Visual Studio 2017: учебное пособие / Ю. В. Тракимус. – Новосибирск : Новосибирский государственный технический университет, 2018. – URL: https://ibooks.ru/reading.php?productid=367816. – Режим доступа: для зарегистрир. пользователей. – Текст : электронный. – с.4-37.</w:t>
       </w:r>
     </w:p>
     <w:p>
@@ -458,7 +421,6 @@
                 <w14:ligatures w14:val="none"/>
               </w:rPr>
             </w:pPr>
-            <w:proofErr w:type="gramStart"/>
             <w:r>
               <w:rPr>
                 <w:rFonts w:ascii="Times New Roman" w:hAnsi="Times New Roman" w:cs="Times New Roman"/>
@@ -467,18 +429,7 @@
                 <w:szCs w:val="28"/>
                 <w14:ligatures w14:val="none"/>
               </w:rPr>
-              <w:t>11 – 3</w:t>
-            </w:r>
-            <w:proofErr w:type="gramEnd"/>
-            <w:r>
-              <w:rPr>
-                <w:rFonts w:ascii="Times New Roman" w:hAnsi="Times New Roman" w:cs="Times New Roman"/>
-                <w:kern w:val="3"/>
-                <w:sz w:val="28"/>
-                <w:szCs w:val="28"/>
-                <w14:ligatures w14:val="none"/>
-              </w:rPr>
-              <w:t xml:space="preserve"> = 8</w:t>
+              <w:t>11 – 3 = 8</w:t>
             </w:r>
           </w:p>
           <w:p>
@@ -805,20 +756,7 @@
       </w:pPr>
       <w:r>
         <w:lastRenderedPageBreak/>
-        <w:t xml:space="preserve">Запросить у пользователя ввод целого числа n (количество секунд, прошедшее с начала суток). Определите, сколько часов, минут и секунд будет показано на табло электронных часов, результат вывести в формате </w:t>
-      </w:r>
-      <w:proofErr w:type="spellStart"/>
-      <w:proofErr w:type="gramStart"/>
-      <w:r>
-        <w:t>чч:мм</w:t>
-      </w:r>
-      <w:proofErr w:type="gramEnd"/>
-      <w:r>
-        <w:t>:сс</w:t>
-      </w:r>
-      <w:proofErr w:type="spellEnd"/>
-      <w:r>
-        <w:t xml:space="preserve">. </w:t>
+        <w:t xml:space="preserve">Запросить у пользователя ввод целого числа n (количество секунд, прошедшее с начала суток). Определите, сколько часов, минут и секунд будет показано на табло электронных часов, результат вывести в формате чч:мм:сс. </w:t>
       </w:r>
       <w:r>
         <w:t>(</w:t>
@@ -831,38 +769,41 @@
       </w:r>
       <w:r>
         <w:t xml:space="preserve">т </w:t>
+      </w:r>
+      <w:r>
+        <w:rPr>
+          <w:rFonts w:ascii="Courier New" w:hAnsi="Courier New" w:cs="Courier New"/>
+        </w:rPr>
+        <w:t>{</w:t>
+      </w:r>
+      <w:r>
+        <w:rPr>
+          <w:rFonts w:ascii="Courier New" w:hAnsi="Courier New" w:cs="Courier New"/>
+        </w:rPr>
+        <w:t>значение</w:t>
+      </w:r>
+      <w:r>
+        <w:rPr>
+          <w:rFonts w:ascii="Courier New" w:hAnsi="Courier New" w:cs="Courier New"/>
+        </w:rPr>
+        <w:t>:</w:t>
       </w:r>
       <w:r>
         <w:rPr>
           <w:rFonts w:ascii="Courier New" w:hAnsi="Courier New" w:cs="Courier New"/>
           <w:lang w:val="en-US"/>
         </w:rPr>
-        <w:t>{</w:t>
+        <w:t>D</w:t>
       </w:r>
       <w:r>
         <w:rPr>
           <w:rFonts w:ascii="Courier New" w:hAnsi="Courier New" w:cs="Courier New"/>
         </w:rPr>
-        <w:t>значение</w:t>
+        <w:t>2</w:t>
       </w:r>
       <w:r>
         <w:rPr>
           <w:rFonts w:ascii="Courier New" w:hAnsi="Courier New" w:cs="Courier New"/>
-          <w:lang w:val="en-US"/>
-        </w:rPr>
-        <w:t>:D</w:t>
-      </w:r>
-      <w:r>
-        <w:rPr>
-          <w:rFonts w:ascii="Courier New" w:hAnsi="Courier New" w:cs="Courier New"/>
-          <w:lang w:val="en-US"/>
-        </w:rPr>
-        <w:t>2</w:t>
-      </w:r>
-      <w:r>
-        <w:rPr>
-          <w:rFonts w:ascii="Courier New" w:hAnsi="Courier New" w:cs="Courier New"/>
-          <w:lang w:val="en-US"/>
         </w:rPr>
         <w:t>}</w:t>
       </w:r>
@@ -1290,9 +1231,6 @@
           <w:numId w:val="0"/>
         </w:numPr>
         <w:jc w:val="left"/>
-        <w:rPr>
-          <w:lang w:val="en-US"/>
-        </w:rPr>
       </w:pPr>
       <w:r>
         <w:t xml:space="preserve">где x — начальная сумма вклада, s — годовая ставка в процентах, </w:t>
@@ -1622,13 +1560,7 @@
         <w:rPr>
           <w:rFonts w:eastAsiaTheme="minorEastAsia"/>
         </w:rPr>
-        <w:t>угол</w:t>
-      </w:r>
-      <w:r>
-        <w:rPr>
-          <w:rFonts w:eastAsiaTheme="minorEastAsia"/>
-        </w:rPr>
-        <w:t xml:space="preserve"> </w:t>
+        <w:t xml:space="preserve">угол </w:t>
       </w:r>
       <w:r>
         <w:rPr>
@@ -1884,27 +1816,27 @@
                 <w:ilvl w:val="0"/>
                 <w:numId w:val="0"/>
               </w:numPr>
+            </w:pPr>
+            <w:r>
+              <w:t>Полное время полёта:</w:t>
+            </w:r>
+            <w:r>
+              <w:t xml:space="preserve"> </w:t>
+            </w:r>
+            <w:r>
+              <w:t>1,</w:t>
+            </w:r>
+            <w:r>
+              <w:t xml:space="preserve">02 </w:t>
+            </w:r>
+            <w:r>
               <w:rPr>
                 <w:lang w:val="en-US"/>
               </w:rPr>
-            </w:pPr>
-            <w:r>
-              <w:t>Полное время полёта:</w:t>
-            </w:r>
-            <w:r>
-              <w:t xml:space="preserve"> </w:t>
-            </w:r>
-            <w:r>
-              <w:rPr>
-                <w:lang w:val="en-US"/>
-              </w:rPr>
-              <w:t>1,</w:t>
-            </w:r>
-            <w:r>
-              <w:rPr>
-                <w:lang w:val="en-US"/>
-              </w:rPr>
-              <w:t>02 c.</w:t>
+              <w:t>c</w:t>
+            </w:r>
+            <w:r>
+              <w:t>.</w:t>
             </w:r>
           </w:p>
           <w:p>
@@ -1959,7 +1891,16 @@
               <w:rPr>
                 <w:rFonts w:eastAsiaTheme="minorEastAsia"/>
               </w:rPr>
-              <w:t xml:space="preserve">момент времени: (4,41; 3,73) </w:t>
+              <w:t xml:space="preserve">момент времени: (4,41; </w:t>
+            </w:r>
+            <w:r>
+              <w:t>1,27</w:t>
+            </w:r>
+            <w:r>
+              <w:rPr>
+                <w:rFonts w:eastAsiaTheme="minorEastAsia"/>
+              </w:rPr>
+              <w:t xml:space="preserve">) </w:t>
             </w:r>
           </w:p>
         </w:tc>
@@ -3953,6 +3894,7 @@
   <w:style w:type="character" w:default="1" w:styleId="a1">
     <w:name w:val="Default Paragraph Font"/>
     <w:uiPriority w:val="1"/>
+    <w:semiHidden/>
     <w:unhideWhenUsed/>
   </w:style>
   <w:style w:type="table" w:default="1" w:styleId="a2">
